--- a/Documentação/Roteiro de Fases/Fase 1.2.docx
+++ b/Documentação/Roteiro de Fases/Fase 1.2.docx
@@ -1002,6 +1002,703 @@
         <w:jc w:val="both"/>
         <w:rPr>
           <w:rFonts w:ascii="Arial" w:eastAsia="Goudy Type" w:hAnsi="Arial" w:cs="Arial"/>
+        </w:rPr>
+      </w:pPr>
+    </w:p>
+    <w:p>
+      <w:pPr>
+        <w:pStyle w:val="PargrafodaLista"/>
+        <w:spacing w:after="0"/>
+        <w:jc w:val="center"/>
+        <w:rPr>
+          <w:rFonts w:ascii="Arial" w:eastAsia="Goudy Type" w:hAnsi="Arial" w:cs="Arial"/>
+          <w:b/>
+          <w:bCs/>
+          <w:sz w:val="32"/>
+          <w:szCs w:val="32"/>
+        </w:rPr>
+      </w:pPr>
+      <w:r>
+        <w:rPr>
+          <w:rFonts w:ascii="Arial" w:eastAsia="Goudy Type" w:hAnsi="Arial" w:cs="Arial"/>
+          <w:b/>
+          <w:bCs/>
+          <w:sz w:val="32"/>
+          <w:szCs w:val="32"/>
+        </w:rPr>
+        <w:t>Mapa de Imagens</w:t>
+      </w:r>
+    </w:p>
+    <w:p>
+      <w:pPr>
+        <w:pStyle w:val="PargrafodaLista"/>
+        <w:spacing w:after="0"/>
+        <w:jc w:val="center"/>
+        <w:rPr>
+          <w:rFonts w:ascii="Arial" w:eastAsia="Goudy Type" w:hAnsi="Arial" w:cs="Arial"/>
+          <w:b/>
+          <w:bCs/>
+          <w:sz w:val="32"/>
+          <w:szCs w:val="32"/>
+        </w:rPr>
+      </w:pPr>
+    </w:p>
+    <w:tbl>
+      <w:tblPr>
+        <w:tblW w:w="0" w:type="auto"/>
+        <w:jc w:val="center"/>
+        <w:tblCellSpacing w:w="15" w:type="dxa"/>
+        <w:tblCellMar>
+          <w:top w:w="15" w:type="dxa"/>
+          <w:left w:w="15" w:type="dxa"/>
+          <w:bottom w:w="15" w:type="dxa"/>
+          <w:right w:w="15" w:type="dxa"/>
+        </w:tblCellMar>
+        <w:tblLook w:val="04A0" w:firstRow="1" w:lastRow="0" w:firstColumn="1" w:lastColumn="0" w:noHBand="0" w:noVBand="1"/>
+      </w:tblPr>
+      <w:tblGrid>
+        <w:gridCol w:w="3253"/>
+        <w:gridCol w:w="2409"/>
+      </w:tblGrid>
+      <w:tr>
+        <w:trPr>
+          <w:trHeight w:val="482"/>
+          <w:tblHeader/>
+          <w:tblCellSpacing w:w="15" w:type="dxa"/>
+          <w:jc w:val="center"/>
+        </w:trPr>
+        <w:tc>
+          <w:tcPr>
+            <w:tcW w:w="3208" w:type="dxa"/>
+            <w:tcBorders>
+              <w:top w:val="single" w:sz="6" w:space="0" w:color="auto"/>
+              <w:left w:val="single" w:sz="6" w:space="0" w:color="auto"/>
+              <w:bottom w:val="single" w:sz="6" w:space="0" w:color="auto"/>
+              <w:right w:val="single" w:sz="6" w:space="0" w:color="auto"/>
+            </w:tcBorders>
+            <w:hideMark/>
+          </w:tcPr>
+          <w:p>
+            <w:pPr>
+              <w:jc w:val="center"/>
+              <w:rPr>
+                <w:rFonts w:ascii="Arial" w:eastAsia="Goudy Type" w:hAnsi="Arial" w:cs="Arial"/>
+              </w:rPr>
+            </w:pPr>
+            <w:r>
+              <w:rPr>
+                <w:rFonts w:ascii="Arial" w:eastAsia="Goudy Type" w:hAnsi="Arial" w:cs="Arial"/>
+                <w:b/>
+                <w:bCs/>
+              </w:rPr>
+              <w:t>Imagem</w:t>
+            </w:r>
+          </w:p>
+        </w:tc>
+        <w:tc>
+          <w:tcPr>
+            <w:tcW w:w="2364" w:type="dxa"/>
+            <w:tcBorders>
+              <w:top w:val="single" w:sz="6" w:space="0" w:color="auto"/>
+              <w:left w:val="single" w:sz="6" w:space="0" w:color="auto"/>
+              <w:bottom w:val="single" w:sz="6" w:space="0" w:color="auto"/>
+              <w:right w:val="single" w:sz="6" w:space="0" w:color="auto"/>
+            </w:tcBorders>
+            <w:hideMark/>
+          </w:tcPr>
+          <w:p>
+            <w:pPr>
+              <w:jc w:val="center"/>
+              <w:rPr>
+                <w:rFonts w:ascii="Arial" w:eastAsia="Goudy Type" w:hAnsi="Arial" w:cs="Arial"/>
+              </w:rPr>
+            </w:pPr>
+            <w:r>
+              <w:rPr>
+                <w:rFonts w:ascii="Arial" w:eastAsia="Goudy Type" w:hAnsi="Arial" w:cs="Arial"/>
+                <w:b/>
+                <w:bCs/>
+              </w:rPr>
+              <w:t>Situação</w:t>
+            </w:r>
+          </w:p>
+        </w:tc>
+      </w:tr>
+      <w:tr>
+        <w:trPr>
+          <w:trHeight w:val="470"/>
+          <w:tblCellSpacing w:w="15" w:type="dxa"/>
+          <w:jc w:val="center"/>
+        </w:trPr>
+        <w:tc>
+          <w:tcPr>
+            <w:tcW w:w="3208" w:type="dxa"/>
+            <w:tcBorders>
+              <w:top w:val="single" w:sz="6" w:space="0" w:color="auto"/>
+              <w:left w:val="single" w:sz="6" w:space="0" w:color="auto"/>
+              <w:bottom w:val="single" w:sz="6" w:space="0" w:color="auto"/>
+              <w:right w:val="single" w:sz="6" w:space="0" w:color="auto"/>
+            </w:tcBorders>
+            <w:vAlign w:val="center"/>
+            <w:hideMark/>
+          </w:tcPr>
+          <w:p>
+            <w:pPr>
+              <w:jc w:val="center"/>
+              <w:rPr>
+                <w:rFonts w:ascii="Arial" w:eastAsia="Goudy Type" w:hAnsi="Arial" w:cs="Arial"/>
+              </w:rPr>
+            </w:pPr>
+            <w:r>
+              <w:rPr>
+                <w:rFonts w:ascii="Arial" w:eastAsia="Goudy Type" w:hAnsi="Arial" w:cs="Arial"/>
+                <w:b/>
+                <w:bCs/>
+              </w:rPr>
+              <w:t>Cena 01</w:t>
+            </w:r>
+          </w:p>
+        </w:tc>
+        <w:tc>
+          <w:tcPr>
+            <w:tcW w:w="2364" w:type="dxa"/>
+            <w:tcBorders>
+              <w:top w:val="single" w:sz="6" w:space="0" w:color="auto"/>
+              <w:left w:val="single" w:sz="6" w:space="0" w:color="auto"/>
+              <w:bottom w:val="single" w:sz="6" w:space="0" w:color="auto"/>
+              <w:right w:val="single" w:sz="6" w:space="0" w:color="auto"/>
+            </w:tcBorders>
+            <w:vAlign w:val="center"/>
+            <w:hideMark/>
+          </w:tcPr>
+          <w:p>
+            <w:pPr>
+              <w:spacing w:after="0"/>
+              <w:rPr>
+                <w:rFonts w:ascii="Arial" w:eastAsia="Goudy Type" w:hAnsi="Arial" w:cs="Arial"/>
+              </w:rPr>
+            </w:pPr>
+            <w:r>
+              <w:rPr>
+                <w:rFonts w:ascii="Arial" w:eastAsia="Goudy Type" w:hAnsi="Arial" w:cs="Arial"/>
+              </w:rPr>
+              <w:t>OK</w:t>
+            </w:r>
+          </w:p>
+        </w:tc>
+      </w:tr>
+      <w:tr>
+        <w:trPr>
+          <w:trHeight w:val="482"/>
+          <w:tblCellSpacing w:w="15" w:type="dxa"/>
+          <w:jc w:val="center"/>
+        </w:trPr>
+        <w:tc>
+          <w:tcPr>
+            <w:tcW w:w="3208" w:type="dxa"/>
+            <w:tcBorders>
+              <w:top w:val="single" w:sz="6" w:space="0" w:color="auto"/>
+              <w:left w:val="single" w:sz="6" w:space="0" w:color="auto"/>
+              <w:bottom w:val="single" w:sz="6" w:space="0" w:color="auto"/>
+              <w:right w:val="single" w:sz="6" w:space="0" w:color="auto"/>
+            </w:tcBorders>
+            <w:vAlign w:val="center"/>
+            <w:hideMark/>
+          </w:tcPr>
+          <w:p>
+            <w:pPr>
+              <w:jc w:val="center"/>
+              <w:rPr>
+                <w:rFonts w:ascii="Arial" w:eastAsia="Goudy Type" w:hAnsi="Arial" w:cs="Arial"/>
+                <w:b/>
+                <w:bCs/>
+              </w:rPr>
+            </w:pPr>
+            <w:r>
+              <w:rPr>
+                <w:rFonts w:ascii="Arial" w:eastAsia="Goudy Type" w:hAnsi="Arial" w:cs="Arial"/>
+                <w:b/>
+                <w:bCs/>
+              </w:rPr>
+              <w:t>Cena 02</w:t>
+            </w:r>
+          </w:p>
+        </w:tc>
+        <w:tc>
+          <w:tcPr>
+            <w:tcW w:w="2364" w:type="dxa"/>
+            <w:tcBorders>
+              <w:top w:val="single" w:sz="6" w:space="0" w:color="auto"/>
+              <w:left w:val="single" w:sz="6" w:space="0" w:color="auto"/>
+              <w:bottom w:val="single" w:sz="6" w:space="0" w:color="auto"/>
+              <w:right w:val="single" w:sz="6" w:space="0" w:color="auto"/>
+            </w:tcBorders>
+            <w:vAlign w:val="center"/>
+            <w:hideMark/>
+          </w:tcPr>
+          <w:p>
+            <w:pPr>
+              <w:rPr>
+                <w:rFonts w:ascii="Arial" w:eastAsia="Goudy Type" w:hAnsi="Arial" w:cs="Arial"/>
+              </w:rPr>
+            </w:pPr>
+            <w:r>
+              <w:rPr>
+                <w:rFonts w:ascii="Arial" w:eastAsia="Goudy Type" w:hAnsi="Arial" w:cs="Arial"/>
+              </w:rPr>
+              <w:t>OK</w:t>
+            </w:r>
+          </w:p>
+        </w:tc>
+      </w:tr>
+      <w:tr>
+        <w:trPr>
+          <w:trHeight w:val="482"/>
+          <w:tblCellSpacing w:w="15" w:type="dxa"/>
+          <w:jc w:val="center"/>
+        </w:trPr>
+        <w:tc>
+          <w:tcPr>
+            <w:tcW w:w="3208" w:type="dxa"/>
+            <w:tcBorders>
+              <w:top w:val="single" w:sz="6" w:space="0" w:color="auto"/>
+              <w:left w:val="single" w:sz="6" w:space="0" w:color="auto"/>
+              <w:bottom w:val="single" w:sz="6" w:space="0" w:color="auto"/>
+              <w:right w:val="single" w:sz="6" w:space="0" w:color="auto"/>
+            </w:tcBorders>
+            <w:vAlign w:val="center"/>
+          </w:tcPr>
+          <w:p>
+            <w:pPr>
+              <w:jc w:val="center"/>
+              <w:rPr>
+                <w:rFonts w:ascii="Arial" w:eastAsia="Goudy Type" w:hAnsi="Arial" w:cs="Arial"/>
+                <w:b/>
+                <w:bCs/>
+              </w:rPr>
+            </w:pPr>
+            <w:r>
+              <w:rPr>
+                <w:rFonts w:ascii="Arial" w:eastAsia="Goudy Type" w:hAnsi="Arial" w:cs="Arial"/>
+                <w:b/>
+                <w:bCs/>
+              </w:rPr>
+              <w:t>Cena 03</w:t>
+            </w:r>
+          </w:p>
+        </w:tc>
+        <w:tc>
+          <w:tcPr>
+            <w:tcW w:w="2364" w:type="dxa"/>
+            <w:tcBorders>
+              <w:top w:val="single" w:sz="6" w:space="0" w:color="auto"/>
+              <w:left w:val="single" w:sz="6" w:space="0" w:color="auto"/>
+              <w:bottom w:val="single" w:sz="6" w:space="0" w:color="auto"/>
+              <w:right w:val="single" w:sz="6" w:space="0" w:color="auto"/>
+            </w:tcBorders>
+            <w:vAlign w:val="center"/>
+          </w:tcPr>
+          <w:p>
+            <w:pPr>
+              <w:rPr>
+                <w:rFonts w:ascii="Arial" w:eastAsia="Goudy Type" w:hAnsi="Arial" w:cs="Arial"/>
+                <w:b/>
+                <w:bCs/>
+              </w:rPr>
+            </w:pPr>
+            <w:r>
+              <w:rPr>
+                <w:rFonts w:ascii="Arial" w:eastAsia="Goudy Type" w:hAnsi="Arial" w:cs="Arial"/>
+              </w:rPr>
+              <w:t>OK</w:t>
+            </w:r>
+          </w:p>
+        </w:tc>
+      </w:tr>
+      <w:tr>
+        <w:trPr>
+          <w:trHeight w:val="470"/>
+          <w:tblCellSpacing w:w="15" w:type="dxa"/>
+          <w:jc w:val="center"/>
+        </w:trPr>
+        <w:tc>
+          <w:tcPr>
+            <w:tcW w:w="3208" w:type="dxa"/>
+            <w:tcBorders>
+              <w:top w:val="single" w:sz="6" w:space="0" w:color="auto"/>
+              <w:left w:val="single" w:sz="6" w:space="0" w:color="auto"/>
+              <w:bottom w:val="single" w:sz="6" w:space="0" w:color="auto"/>
+              <w:right w:val="single" w:sz="6" w:space="0" w:color="auto"/>
+            </w:tcBorders>
+            <w:vAlign w:val="center"/>
+          </w:tcPr>
+          <w:p>
+            <w:pPr>
+              <w:jc w:val="center"/>
+              <w:rPr>
+                <w:rFonts w:ascii="Arial" w:eastAsia="Goudy Type" w:hAnsi="Arial" w:cs="Arial"/>
+                <w:b/>
+                <w:bCs/>
+              </w:rPr>
+            </w:pPr>
+            <w:r>
+              <w:rPr>
+                <w:rFonts w:ascii="Arial" w:eastAsia="Goudy Type" w:hAnsi="Arial" w:cs="Arial"/>
+                <w:b/>
+                <w:bCs/>
+              </w:rPr>
+              <w:t>Cena 04</w:t>
+            </w:r>
+          </w:p>
+        </w:tc>
+        <w:tc>
+          <w:tcPr>
+            <w:tcW w:w="2364" w:type="dxa"/>
+            <w:tcBorders>
+              <w:top w:val="single" w:sz="6" w:space="0" w:color="auto"/>
+              <w:left w:val="single" w:sz="6" w:space="0" w:color="auto"/>
+              <w:bottom w:val="single" w:sz="6" w:space="0" w:color="auto"/>
+              <w:right w:val="single" w:sz="6" w:space="0" w:color="auto"/>
+            </w:tcBorders>
+            <w:vAlign w:val="center"/>
+          </w:tcPr>
+          <w:p>
+            <w:pPr>
+              <w:rPr>
+                <w:rFonts w:ascii="Arial" w:eastAsia="Goudy Type" w:hAnsi="Arial" w:cs="Arial"/>
+                <w:b/>
+                <w:bCs/>
+              </w:rPr>
+            </w:pPr>
+            <w:r>
+              <w:rPr>
+                <w:rFonts w:ascii="Arial" w:eastAsia="Goudy Type" w:hAnsi="Arial" w:cs="Arial"/>
+              </w:rPr>
+              <w:t>OK</w:t>
+            </w:r>
+          </w:p>
+        </w:tc>
+      </w:tr>
+      <w:tr>
+        <w:trPr>
+          <w:trHeight w:val="482"/>
+          <w:tblCellSpacing w:w="15" w:type="dxa"/>
+          <w:jc w:val="center"/>
+        </w:trPr>
+        <w:tc>
+          <w:tcPr>
+            <w:tcW w:w="3208" w:type="dxa"/>
+            <w:tcBorders>
+              <w:top w:val="single" w:sz="6" w:space="0" w:color="auto"/>
+              <w:left w:val="single" w:sz="6" w:space="0" w:color="auto"/>
+              <w:bottom w:val="single" w:sz="6" w:space="0" w:color="auto"/>
+              <w:right w:val="single" w:sz="6" w:space="0" w:color="auto"/>
+            </w:tcBorders>
+            <w:vAlign w:val="center"/>
+          </w:tcPr>
+          <w:p>
+            <w:pPr>
+              <w:jc w:val="center"/>
+              <w:rPr>
+                <w:rFonts w:ascii="Arial" w:eastAsia="Goudy Type" w:hAnsi="Arial" w:cs="Arial"/>
+                <w:b/>
+                <w:bCs/>
+              </w:rPr>
+            </w:pPr>
+            <w:r>
+              <w:rPr>
+                <w:rFonts w:ascii="Arial" w:eastAsia="Goudy Type" w:hAnsi="Arial" w:cs="Arial"/>
+                <w:b/>
+                <w:bCs/>
+              </w:rPr>
+              <w:t>Lanterna</w:t>
+            </w:r>
+          </w:p>
+        </w:tc>
+        <w:tc>
+          <w:tcPr>
+            <w:tcW w:w="2364" w:type="dxa"/>
+            <w:tcBorders>
+              <w:top w:val="single" w:sz="6" w:space="0" w:color="auto"/>
+              <w:left w:val="single" w:sz="6" w:space="0" w:color="auto"/>
+              <w:bottom w:val="single" w:sz="6" w:space="0" w:color="auto"/>
+              <w:right w:val="single" w:sz="6" w:space="0" w:color="auto"/>
+            </w:tcBorders>
+            <w:vAlign w:val="center"/>
+          </w:tcPr>
+          <w:p>
+            <w:pPr>
+              <w:rPr>
+                <w:rFonts w:ascii="Arial" w:eastAsia="Goudy Type" w:hAnsi="Arial" w:cs="Arial"/>
+                <w:b/>
+                <w:bCs/>
+              </w:rPr>
+            </w:pPr>
+            <w:r>
+              <w:rPr>
+                <w:rFonts w:ascii="Arial" w:eastAsia="Goudy Type" w:hAnsi="Arial" w:cs="Arial"/>
+              </w:rPr>
+              <w:t>OK</w:t>
+            </w:r>
+          </w:p>
+        </w:tc>
+      </w:tr>
+      <w:tr>
+        <w:trPr>
+          <w:trHeight w:val="470"/>
+          <w:tblCellSpacing w:w="15" w:type="dxa"/>
+          <w:jc w:val="center"/>
+        </w:trPr>
+        <w:tc>
+          <w:tcPr>
+            <w:tcW w:w="3208" w:type="dxa"/>
+            <w:tcBorders>
+              <w:top w:val="single" w:sz="6" w:space="0" w:color="auto"/>
+              <w:left w:val="single" w:sz="6" w:space="0" w:color="auto"/>
+              <w:bottom w:val="single" w:sz="6" w:space="0" w:color="auto"/>
+              <w:right w:val="single" w:sz="6" w:space="0" w:color="auto"/>
+            </w:tcBorders>
+            <w:vAlign w:val="center"/>
+          </w:tcPr>
+          <w:p>
+            <w:pPr>
+              <w:jc w:val="center"/>
+              <w:rPr>
+                <w:rFonts w:ascii="Arial" w:eastAsia="Goudy Type" w:hAnsi="Arial" w:cs="Arial"/>
+                <w:b/>
+                <w:bCs/>
+              </w:rPr>
+            </w:pPr>
+            <w:r>
+              <w:rPr>
+                <w:rFonts w:ascii="Arial" w:eastAsia="Goudy Type" w:hAnsi="Arial" w:cs="Arial"/>
+                <w:b/>
+                <w:bCs/>
+              </w:rPr>
+              <w:t>Picareta</w:t>
+            </w:r>
+          </w:p>
+        </w:tc>
+        <w:tc>
+          <w:tcPr>
+            <w:tcW w:w="2364" w:type="dxa"/>
+            <w:tcBorders>
+              <w:top w:val="single" w:sz="6" w:space="0" w:color="auto"/>
+              <w:left w:val="single" w:sz="6" w:space="0" w:color="auto"/>
+              <w:bottom w:val="single" w:sz="6" w:space="0" w:color="auto"/>
+              <w:right w:val="single" w:sz="6" w:space="0" w:color="auto"/>
+            </w:tcBorders>
+            <w:vAlign w:val="center"/>
+          </w:tcPr>
+          <w:p>
+            <w:pPr>
+              <w:rPr>
+                <w:rFonts w:ascii="Arial" w:eastAsia="Goudy Type" w:hAnsi="Arial" w:cs="Arial"/>
+                <w:b/>
+                <w:bCs/>
+              </w:rPr>
+            </w:pPr>
+            <w:r>
+              <w:rPr>
+                <w:rFonts w:ascii="Arial" w:eastAsia="Goudy Type" w:hAnsi="Arial" w:cs="Arial"/>
+              </w:rPr>
+              <w:t>OK</w:t>
+            </w:r>
+          </w:p>
+        </w:tc>
+      </w:tr>
+      <w:tr>
+        <w:trPr>
+          <w:trHeight w:val="482"/>
+          <w:tblCellSpacing w:w="15" w:type="dxa"/>
+          <w:jc w:val="center"/>
+        </w:trPr>
+        <w:tc>
+          <w:tcPr>
+            <w:tcW w:w="3208" w:type="dxa"/>
+            <w:tcBorders>
+              <w:top w:val="single" w:sz="6" w:space="0" w:color="auto"/>
+              <w:left w:val="single" w:sz="6" w:space="0" w:color="auto"/>
+              <w:bottom w:val="single" w:sz="6" w:space="0" w:color="auto"/>
+              <w:right w:val="single" w:sz="6" w:space="0" w:color="auto"/>
+            </w:tcBorders>
+            <w:vAlign w:val="center"/>
+          </w:tcPr>
+          <w:p>
+            <w:pPr>
+              <w:jc w:val="center"/>
+              <w:rPr>
+                <w:rFonts w:ascii="Arial" w:eastAsia="Goudy Type" w:hAnsi="Arial" w:cs="Arial"/>
+                <w:b/>
+                <w:bCs/>
+              </w:rPr>
+            </w:pPr>
+            <w:r>
+              <w:rPr>
+                <w:rFonts w:ascii="Arial" w:eastAsia="Goudy Type" w:hAnsi="Arial" w:cs="Arial"/>
+                <w:b/>
+                <w:bCs/>
+              </w:rPr>
+              <w:t>Ouro</w:t>
+            </w:r>
+          </w:p>
+        </w:tc>
+        <w:tc>
+          <w:tcPr>
+            <w:tcW w:w="2364" w:type="dxa"/>
+            <w:tcBorders>
+              <w:top w:val="single" w:sz="6" w:space="0" w:color="auto"/>
+              <w:left w:val="single" w:sz="6" w:space="0" w:color="auto"/>
+              <w:bottom w:val="single" w:sz="6" w:space="0" w:color="auto"/>
+              <w:right w:val="single" w:sz="6" w:space="0" w:color="auto"/>
+            </w:tcBorders>
+            <w:vAlign w:val="center"/>
+          </w:tcPr>
+          <w:p>
+            <w:pPr>
+              <w:rPr>
+                <w:rFonts w:ascii="Arial" w:eastAsia="Goudy Type" w:hAnsi="Arial" w:cs="Arial"/>
+                <w:b/>
+                <w:bCs/>
+              </w:rPr>
+            </w:pPr>
+            <w:r>
+              <w:rPr>
+                <w:rFonts w:ascii="Arial" w:eastAsia="Goudy Type" w:hAnsi="Arial" w:cs="Arial"/>
+              </w:rPr>
+              <w:t>OK</w:t>
+            </w:r>
+          </w:p>
+        </w:tc>
+      </w:tr>
+      <w:tr>
+        <w:trPr>
+          <w:trHeight w:val="482"/>
+          <w:tblCellSpacing w:w="15" w:type="dxa"/>
+          <w:jc w:val="center"/>
+        </w:trPr>
+        <w:tc>
+          <w:tcPr>
+            <w:tcW w:w="3208" w:type="dxa"/>
+            <w:tcBorders>
+              <w:top w:val="single" w:sz="6" w:space="0" w:color="auto"/>
+              <w:left w:val="single" w:sz="6" w:space="0" w:color="auto"/>
+              <w:bottom w:val="single" w:sz="6" w:space="0" w:color="auto"/>
+              <w:right w:val="single" w:sz="6" w:space="0" w:color="auto"/>
+            </w:tcBorders>
+            <w:vAlign w:val="center"/>
+            <w:hideMark/>
+          </w:tcPr>
+          <w:p>
+            <w:pPr>
+              <w:jc w:val="center"/>
+              <w:rPr>
+                <w:rFonts w:ascii="Arial" w:eastAsia="Goudy Type" w:hAnsi="Arial" w:cs="Arial"/>
+                <w:b/>
+                <w:bCs/>
+              </w:rPr>
+            </w:pPr>
+            <w:r>
+              <w:rPr>
+                <w:rFonts w:ascii="Arial" w:eastAsia="Goudy Type" w:hAnsi="Arial" w:cs="Arial"/>
+                <w:b/>
+                <w:bCs/>
+              </w:rPr>
+              <w:t>Urna Funerária Marajoara</w:t>
+            </w:r>
+          </w:p>
+        </w:tc>
+        <w:tc>
+          <w:tcPr>
+            <w:tcW w:w="2364" w:type="dxa"/>
+            <w:tcBorders>
+              <w:top w:val="single" w:sz="6" w:space="0" w:color="auto"/>
+              <w:left w:val="single" w:sz="6" w:space="0" w:color="auto"/>
+              <w:bottom w:val="single" w:sz="6" w:space="0" w:color="auto"/>
+              <w:right w:val="single" w:sz="6" w:space="0" w:color="auto"/>
+            </w:tcBorders>
+            <w:vAlign w:val="center"/>
+            <w:hideMark/>
+          </w:tcPr>
+          <w:p>
+            <w:pPr>
+              <w:spacing w:after="0"/>
+              <w:jc w:val="both"/>
+              <w:rPr>
+                <w:rFonts w:ascii="Arial" w:eastAsia="Goudy Type" w:hAnsi="Arial" w:cs="Arial"/>
+              </w:rPr>
+            </w:pPr>
+            <w:r>
+              <w:rPr>
+                <w:rFonts w:ascii="Arial" w:eastAsia="Goudy Type" w:hAnsi="Arial" w:cs="Arial"/>
+              </w:rPr>
+              <w:t>OK</w:t>
+            </w:r>
+          </w:p>
+        </w:tc>
+      </w:tr>
+      <w:tr>
+        <w:trPr>
+          <w:trHeight w:val="482"/>
+          <w:tblCellSpacing w:w="15" w:type="dxa"/>
+          <w:jc w:val="center"/>
+        </w:trPr>
+        <w:tc>
+          <w:tcPr>
+            <w:tcW w:w="3208" w:type="dxa"/>
+            <w:tcBorders>
+              <w:top w:val="single" w:sz="6" w:space="0" w:color="auto"/>
+              <w:left w:val="single" w:sz="6" w:space="0" w:color="auto"/>
+              <w:bottom w:val="single" w:sz="6" w:space="0" w:color="auto"/>
+              <w:right w:val="single" w:sz="6" w:space="0" w:color="auto"/>
+            </w:tcBorders>
+            <w:vAlign w:val="center"/>
+          </w:tcPr>
+          <w:p>
+            <w:pPr>
+              <w:jc w:val="center"/>
+              <w:rPr>
+                <w:rFonts w:ascii="Arial" w:eastAsia="Goudy Type" w:hAnsi="Arial" w:cs="Arial"/>
+                <w:b/>
+                <w:bCs/>
+              </w:rPr>
+            </w:pPr>
+          </w:p>
+        </w:tc>
+        <w:tc>
+          <w:tcPr>
+            <w:tcW w:w="2364" w:type="dxa"/>
+            <w:tcBorders>
+              <w:top w:val="single" w:sz="6" w:space="0" w:color="auto"/>
+              <w:left w:val="single" w:sz="6" w:space="0" w:color="auto"/>
+              <w:bottom w:val="single" w:sz="6" w:space="0" w:color="auto"/>
+              <w:right w:val="single" w:sz="6" w:space="0" w:color="auto"/>
+            </w:tcBorders>
+            <w:vAlign w:val="center"/>
+          </w:tcPr>
+          <w:p>
+            <w:pPr>
+              <w:spacing w:after="0"/>
+              <w:jc w:val="both"/>
+              <w:rPr>
+                <w:rFonts w:ascii="Arial" w:eastAsia="Goudy Type" w:hAnsi="Arial" w:cs="Arial"/>
+              </w:rPr>
+            </w:pPr>
+          </w:p>
+        </w:tc>
+      </w:tr>
+    </w:tbl>
+    <w:p>
+      <w:pPr>
+        <w:pStyle w:val="PargrafodaLista"/>
+        <w:spacing w:after="0"/>
+        <w:jc w:val="center"/>
+        <w:rPr>
+          <w:rFonts w:ascii="Arial" w:eastAsia="Goudy Type" w:hAnsi="Arial" w:cs="Arial"/>
+          <w:b/>
+          <w:bCs/>
+          <w:sz w:val="32"/>
+          <w:szCs w:val="32"/>
         </w:rPr>
       </w:pPr>
     </w:p>
